--- a/motor/plantillas_defecto/jpl3/citacion.docx
+++ b/motor/plantillas_defecto/jpl3/citacion.docx
@@ -1152,18 +1152,7 @@
             <w:tcW w:type="dxa" w:w="6416"/>
             <w:vAlign w:val="bottom"/>
           </w:tcPr>
-          <w:p>
-            <w:pPr>
-              <w:spacing w:after="0"/>
-              <w:jc w:val="right"/>
-            </w:pPr>
-            <w:r>
-              <w:t>{{ sello_img }}</w:t>
-            </w:r>
-            <w:r>
-              <w:t>{{ firma_foto }}</w:t>
-            </w:r>
-          </w:p>
+          <w:p/>
         </w:tc>
         <w:tc>
           <w:tcPr>
@@ -1172,16 +1161,43 @@
           <w:p>
             <w:pPr>
               <w:spacing w:after="0"/>
-              <w:jc w:val="right"/>
+              <w:jc w:val="center"/>
             </w:pPr>
             <w:r>
-              <w:t>{{ linea_firma }}</w:t>
+              <w:t>{%p if sello_img %}</w:t>
             </w:r>
           </w:p>
           <w:p>
             <w:pPr>
               <w:spacing w:after="0"/>
-              <w:jc w:val="right"/>
+              <w:jc w:val="center"/>
+            </w:pPr>
+            <w:r>
+              <w:t>{{ sello_img }}</w:t>
+            </w:r>
+          </w:p>
+          <w:p>
+            <w:pPr>
+              <w:spacing w:after="0"/>
+              <w:jc w:val="center"/>
+            </w:pPr>
+            <w:r>
+              <w:t>{%p endif %}</w:t>
+            </w:r>
+          </w:p>
+          <w:p>
+            <w:pPr>
+              <w:spacing w:after="0"/>
+              <w:jc w:val="center"/>
+            </w:pPr>
+            <w:r>
+              <w:t>{{ firma_img }}</w:t>
+            </w:r>
+          </w:p>
+          <w:p>
+            <w:pPr>
+              <w:spacing w:after="0"/>
+              <w:jc w:val="center"/>
               <w:rPr>
                 <w:lang w:val="es-CL"/>
               </w:rPr>
@@ -1202,7 +1218,7 @@
           <w:p>
             <w:pPr>
               <w:spacing w:after="0"/>
-              <w:jc w:val="right"/>
+              <w:jc w:val="center"/>
               <w:rPr>
                 <w:rFonts w:ascii="Arial" w:hAnsi="Arial"/>
                 <w:color w:val="000000"/>
